--- a/backend/generated/Client_generated.docx
+++ b/backend/generated/Client_generated.docx
@@ -30,21 +30,21 @@
         </w:rPr>
         <w:t>KNOW ALL MEN BY THESE PRESENT THAT</w:t>
         <w:br/>
-        <w:t>I, xyz</w:t>
+        <w:t>I, Mk</w:t>
         <w:br/>
-        <w:t>Age- 34  Years, Occu.: sfdsfsd</w:t>
+        <w:t>Age- 54 Years, Occu.: sdfdf</w:t>
         <w:br/>
-        <w:t>PAN No. – 34354656546</w:t>
+        <w:t>PAN No. – 12345477567</w:t>
         <w:br/>
-        <w:t>Aadhar No. – 34356565654</w:t>
+        <w:t>Aadhar No. – 23446457567</w:t>
         <w:br/>
-        <w:t>R/at - xddfdffg</w:t>
+        <w:t>R/at - xvcbng</w:t>
         <w:br/>
         <w:t xml:space="preserve">WHEREAS, on account of {{principal_reason}}, I am unable to attend in the office of Sub – Registrar or to attend any other concerned office for registration of appropriate document of transfer/sale/development in respect of the immovable property described in the Schedule and hence I am desirous of appointing my {{relationship_with_agent}}: </w:t>
         <w:br/>
-        <w:t>sdfsdd</w:t>
+        <w:t>Sk</w:t>
         <w:br/>
-        <w:t>Age – 23  years, Occu. – sfgdfgdf</w:t>
+        <w:t>Age – 34 years, Occu. – dgdfg</w:t>
         <w:br/>
         <w:t xml:space="preserve">PAN No. – AJD PB 1091C </w:t>
         <w:br/>
@@ -116,7 +116,7 @@
           <w:rFonts w:ascii="Times New Roman" w:hAnsi="Times New Roman"/>
           <w:sz w:val="28"/>
         </w:rPr>
-        <w:t>IN WITNESS WHEREOF THIS POWER OF ATTORNEY HAS BEEN SIGNED BY ME AT ON THIS DAY OF WHO HAVE ALSO SIGNED BELOW. IN THE PRESENCE OF THE FOLLOWING WITNESSES</w:t>
+        <w:t>IN WITNESS WHEREOF THIS POWER OF ATTORNEY HAS BEEN SIGNED BY ME AT Pune ON THIS 24 DAY OF March 2026 WHO HAVE ALSO SIGNED BELOW. IN THE PRESENCE OF THE FOLLOWING WITNESSES</w:t>
       </w:r>
     </w:p>
     <w:tbl>
@@ -354,7 +354,7 @@
                 <w:sz w:val="28"/>
                 <w:szCs w:val="28"/>
               </w:rPr>
-              <w:t>xyz</w:t>
+              <w:t>Mk</w:t>
             </w:r>
           </w:p>
         </w:tc>
@@ -1240,7 +1240,7 @@
                 <w:sz w:val="28"/>
                 <w:szCs w:val="28"/>
               </w:rPr>
-              <w:t>ada</w:t>
+              <w:t>sdfdg</w:t>
             </w:r>
           </w:p>
           <w:p>
@@ -1365,7 +1365,7 @@
                 <w:szCs w:val="28"/>
                 <w:lang w:val="en-US"/>
               </w:rPr>
-              <w:t>asfs</w:t>
+              <w:t>ABC</w:t>
             </w:r>
           </w:p>
           <w:p>
@@ -1424,7 +1424,7 @@
                 <w:sz w:val="28"/>
                 <w:szCs w:val="28"/>
               </w:rPr>
-              <w:t>sffssdg</w:t>
+              <w:t>dfdgd</w:t>
             </w:r>
           </w:p>
           <w:p>
